--- a/docs/sop/word/SOP - Admin - SOP Library.docx
+++ b/docs/sop/word/SOP - Admin - SOP Library.docx
@@ -71,7 +71,7 @@
           </w:tcPr>
           <w:p>
             <w:r>
-              <w:t>Admin, Super Admin, Project Manager, Assistant Manager (manage); everyone (view)</w:t>
+              <w:t>Admin, Super Admin, Project Manager (manage); everyone else (view)</w:t>
             </w:r>
           </w:p>
         </w:tc>
@@ -163,6 +163,11 @@
           <w:color w:val="1D4ED8"/>
         </w:rPr>
         <w:t>2. Manage the library</w:t>
+      </w:r>
+    </w:p>
+    <w:p>
+      <w:r>
+        <w:t>Admin, Super Admin and Project Manager open it from Manage &gt; SOPs (it is not in their top menu).</w:t>
       </w:r>
     </w:p>
     <w:p>
@@ -376,7 +381,7 @@
     </w:p>
     <w:p>
       <w:r>
-        <w:t>Everyone opens SOPs from the top menu. Links open in a new tab; documents download. Only managers and admins see the add and remove buttons.</w:t>
+        <w:t>Agents, QA, Assistant Team Leaders and Assistant Managers open SOPs from the top menu (view only). Links open in a new tab; documents download.</w:t>
       </w:r>
     </w:p>
     <w:p>

--- a/docs/sop/word/SOP - Admin - SOP Library.docx
+++ b/docs/sop/word/SOP - Admin - SOP Library.docx
@@ -381,7 +381,7 @@
     </w:p>
     <w:p>
       <w:r>
-        <w:t>Agents, QA, Assistant Team Leaders and Assistant Managers open SOPs from the top menu (view only). Links open in a new tab; documents download.</w:t>
+        <w:t>Agents, QA, Assistant Team Leaders and Assistant Managers open SOPs from the top menu (view only). Links open in a new tab. Open on a document shows it in the browser (PDF and images directly; Word, Excel and PowerPoint in the Microsoft online viewer); Download saves a copy.</w:t>
       </w:r>
     </w:p>
     <w:p>
